--- a/data/employees/EMP081/AST-EMP081-03.docx
+++ b/data/employees/EMP081/AST-EMP081-03.docx
@@ -7,10 +7,7 @@
         <w:pStyle w:val="Heading1"/>
       </w:pPr>
       <w:r>
-        <w:rPr>
-          <w:sz w:val="36"/>
-        </w:rPr>
-        <w:t>Design specification - EMP081</w:t>
+        <w:t>Ast Emp081 03 - EMP081</w:t>
       </w:r>
     </w:p>
     <w:p>
@@ -18,130 +15,32 @@
         <w:pStyle w:val="Heading2"/>
       </w:pPr>
       <w:r>
-        <w:t>Document Metadata</w:t>
-      </w:r>
-    </w:p>
-    <w:tbl>
-      <w:tblPr>
-        <w:tblStyle w:val="TableGrid"/>
-        <w:tblW w:type="auto" w:w="0"/>
-        <w:tblLook w:firstColumn="1" w:firstRow="1" w:lastColumn="0" w:lastRow="0" w:noHBand="0" w:noVBand="1" w:val="04A0"/>
-      </w:tblPr>
-      <w:tblGrid>
-        <w:gridCol w:w="4320"/>
-        <w:gridCol w:w="4320"/>
-      </w:tblGrid>
-      <w:tr>
-        <w:tc>
-          <w:tcPr>
-            <w:tcW w:type="dxa" w:w="4320"/>
-          </w:tcPr>
-          <w:p>
-            <w:r>
-              <w:t>Author</w:t>
-            </w:r>
-          </w:p>
-        </w:tc>
-        <w:tc>
-          <w:tcPr>
-            <w:tcW w:type="dxa" w:w="4320"/>
-          </w:tcPr>
-          <w:p>
-            <w:r>
-              <w:t>Alex Garcia</w:t>
-            </w:r>
-          </w:p>
-        </w:tc>
-      </w:tr>
-      <w:tr>
-        <w:tc>
-          <w:tcPr>
-            <w:tcW w:type="dxa" w:w="4320"/>
-          </w:tcPr>
-          <w:p>
-            <w:r>
-              <w:t>Role / Department</w:t>
-            </w:r>
-          </w:p>
-        </w:tc>
-        <w:tc>
-          <w:tcPr>
-            <w:tcW w:type="dxa" w:w="4320"/>
-          </w:tcPr>
-          <w:p>
-            <w:r>
-              <w:t>Architect | Manufacturing</w:t>
-            </w:r>
-          </w:p>
-        </w:tc>
-      </w:tr>
-      <w:tr>
-        <w:tc>
-          <w:tcPr>
-            <w:tcW w:type="dxa" w:w="4320"/>
-          </w:tcPr>
-          <w:p>
-            <w:r>
-              <w:t>Location</w:t>
-            </w:r>
-          </w:p>
-        </w:tc>
-        <w:tc>
-          <w:tcPr>
-            <w:tcW w:type="dxa" w:w="4320"/>
-          </w:tcPr>
-          <w:p>
-            <w:r>
-              <w:t>Bengaluru</w:t>
-            </w:r>
-          </w:p>
-        </w:tc>
-      </w:tr>
-      <w:tr>
-        <w:tc>
-          <w:tcPr>
-            <w:tcW w:type="dxa" w:w="4320"/>
-          </w:tcPr>
-          <w:p>
-            <w:r>
-              <w:t>Last Modified</w:t>
-            </w:r>
-          </w:p>
-        </w:tc>
-        <w:tc>
-          <w:tcPr>
-            <w:tcW w:type="dxa" w:w="4320"/>
-          </w:tcPr>
-          <w:p>
-            <w:r>
-              <w:t>2025-03-26</w:t>
-            </w:r>
-          </w:p>
-        </w:tc>
-      </w:tr>
-    </w:tbl>
-    <w:p/>
-    <w:p>
-      <w:pPr>
-        <w:pStyle w:val="Heading2"/>
-      </w:pPr>
-      <w:r>
-        <w:t>Specification</w:t>
+        <w:t>Page 1</w:t>
       </w:r>
     </w:p>
     <w:p>
       <w:r>
-        <w:t>Design Specification: Automated Assembly Line Module</w:t>
+        <w:t>Section 1: Customer escalation analysis. EMP081 contributes to ast emp081 03 through recurring collaboration, clear ownership boundaries, and measurable outcomes. The team captures decisions, open issues, and handoffs so that knowledge remains discoverable for future programs.</w:t>
       </w:r>
     </w:p>
     <w:p>
       <w:r>
-        <w:t>Version: 1.3</w:t>
+        <w:t>Section 2: Quarterly delivery milestones. EMP081 contributes to ast emp081 03 through recurring collaboration, clear ownership boundaries, and measurable outcomes. The team captures decisions, open issues, and handoffs so that knowledge remains discoverable for future programs.</w:t>
       </w:r>
     </w:p>
     <w:p>
       <w:r>
-        <w:t>This specification details the design requirements for the automated assembly module, including conveyor speed tolerance (+-0.5%), sensor calibration intervals, and failsafe shutdown sequences. The module interfaces with the MES via OPC-UA protocol.</w:t>
+        <w:t>Section 3: Customer escalation analysis. EMP081 contributes to ast emp081 03 through recurring collaboration, clear ownership boundaries, and measurable outcomes. The team captures decisions, open issues, and handoffs so that knowledge remains discoverable for future programs.</w:t>
+      </w:r>
+    </w:p>
+    <w:p>
+      <w:r>
+        <w:t>Section 4: Automation backlog refinement. EMP081 contributes to ast emp081 03 through recurring collaboration, clear ownership boundaries, and measurable outcomes. The team captures decisions, open issues, and handoffs so that knowledge remains discoverable for future programs.</w:t>
+      </w:r>
+    </w:p>
+    <w:p>
+      <w:r>
+        <w:br w:type="page"/>
       </w:r>
     </w:p>
     <w:p>
@@ -149,12 +48,60 @@
         <w:pStyle w:val="Heading2"/>
       </w:pPr>
       <w:r>
-        <w:t>Author Competencies</w:t>
+        <w:t>Page 2</w:t>
       </w:r>
     </w:p>
     <w:p>
       <w:r>
-        <w:t>SQL, Fabric, Ontology, TypeScript</w:t>
+        <w:t>Section 1: Automation backlog refinement. EMP081 contributes to ast emp081 03 through recurring collaboration, clear ownership boundaries, and measurable outcomes. The team captures decisions, open issues, and handoffs so that knowledge remains discoverable for future programs.</w:t>
+      </w:r>
+    </w:p>
+    <w:p>
+      <w:r>
+        <w:t>Section 2: Data quality remediation. EMP081 contributes to ast emp081 03 through recurring collaboration, clear ownership boundaries, and measurable outcomes. The team captures decisions, open issues, and handoffs so that knowledge remains discoverable for future programs.</w:t>
+      </w:r>
+    </w:p>
+    <w:p>
+      <w:r>
+        <w:t>Section 3: Knowledge transfer and onboarding. EMP081 contributes to ast emp081 03 through recurring collaboration, clear ownership boundaries, and measurable outcomes. The team captures decisions, open issues, and handoffs so that knowledge remains discoverable for future programs.</w:t>
+      </w:r>
+    </w:p>
+    <w:p>
+      <w:r>
+        <w:t>Section 4: Department KPI performance. EMP081 contributes to ast emp081 03 through recurring collaboration, clear ownership boundaries, and measurable outcomes. The team captures decisions, open issues, and handoffs so that knowledge remains discoverable for future programs.</w:t>
+      </w:r>
+    </w:p>
+    <w:p>
+      <w:r>
+        <w:br w:type="page"/>
+      </w:r>
+    </w:p>
+    <w:p>
+      <w:pPr>
+        <w:pStyle w:val="Heading2"/>
+      </w:pPr>
+      <w:r>
+        <w:t>Page 3</w:t>
+      </w:r>
+    </w:p>
+    <w:p>
+      <w:r>
+        <w:t>Section 1: Customer escalation analysis. EMP081 contributes to ast emp081 03 through recurring collaboration, clear ownership boundaries, and measurable outcomes. The team captures decisions, open issues, and handoffs so that knowledge remains discoverable for future programs.</w:t>
+      </w:r>
+    </w:p>
+    <w:p>
+      <w:r>
+        <w:t>Section 2: Data quality remediation. EMP081 contributes to ast emp081 03 through recurring collaboration, clear ownership boundaries, and measurable outcomes. The team captures decisions, open issues, and handoffs so that knowledge remains discoverable for future programs.</w:t>
+      </w:r>
+    </w:p>
+    <w:p>
+      <w:r>
+        <w:t>Section 3: Customer escalation analysis. EMP081 contributes to ast emp081 03 through recurring collaboration, clear ownership boundaries, and measurable outcomes. The team captures decisions, open issues, and handoffs so that knowledge remains discoverable for future programs.</w:t>
+      </w:r>
+    </w:p>
+    <w:p>
+      <w:r>
+        <w:t>Section 4: Department KPI performance. EMP081 contributes to ast emp081 03 through recurring collaboration, clear ownership boundaries, and measurable outcomes. The team captures decisions, open issues, and handoffs so that knowledge remains discoverable for future programs.</w:t>
       </w:r>
     </w:p>
     <w:sectPr>
